--- a/docs/team-guide/Vol-4-Frontend.docx
+++ b/docs/team-guide/Vol-4-Frontend.docx
@@ -9,7 +9,7 @@
           <w:rFonts w:eastAsia="Times New Roman"/>
         </w:rPr>
       </w:pPr>
-      <w:bookmarkStart w:id="0" w:name="_Toc239168780"/>
+      <w:bookmarkStart w:id="0" w:name="_Toc239543389"/>
       <w:r>
         <w:rPr>
           <w:rFonts w:eastAsia="Times New Roman"/>
@@ -49,7 +49,7 @@
         <w:rPr>
           <w:rStyle w:val="HTMLCode"/>
         </w:rPr>
-        <w:t>57e6261</w:t>
+        <w:t>eca7dee</w:t>
       </w:r>
       <w:r>
         <w:rPr>
@@ -67,13 +67,13 @@
         <w:rPr>
           <w:rFonts w:ascii="Segoe UI" w:hAnsi="Segoe UI" w:cs="Segoe UI"/>
         </w:rPr>
-        <w:t xml:space="preserve">  ·  written 1 September 2026  ·  Volume 4 of 5</w:t>
+        <w:t xml:space="preserve">  ·  written 1 September 2026, revised 5 September 2026  ·  Volume 4 of 5</w:t>
       </w:r>
     </w:p>
     <w:p>
       <w:pPr>
         <w:shd w:val="clear" w:color="auto" w:fill="F7F9FC"/>
-        <w:divId w:val="1751612820"/>
+        <w:divId w:val="1061899909"/>
         <w:rPr>
           <w:rFonts w:ascii="Segoe UI" w:eastAsia="Times New Roman" w:hAnsi="Segoe UI" w:cs="Segoe UI"/>
           <w:color w:val="1A1A1A"/>
@@ -134,7 +134,7 @@
           <w:sz w:val="20"/>
           <w:szCs w:val="20"/>
         </w:rPr>
-        <w:t>5,105 lines and about 124 top-level functions</w:t>
+        <w:t>5,611 lines and about 124 top-level functions</w:t>
       </w:r>
       <w:r>
         <w:rPr>
@@ -278,7 +278,7 @@
         <w:rPr>
           <w:noProof/>
         </w:rPr>
-        <w:instrText xml:space="preserve"> PAGEREF _Toc239168780 \h </w:instrText>
+        <w:instrText xml:space="preserve"> PAGEREF _Toc239543389 \h </w:instrText>
       </w:r>
       <w:r>
         <w:rPr>
@@ -340,7 +340,7 @@
         <w:rPr>
           <w:noProof/>
         </w:rPr>
-        <w:instrText xml:space="preserve"> PAGEREF _Toc239168781 \h </w:instrText>
+        <w:instrText xml:space="preserve"> PAGEREF _Toc239543390 \h </w:instrText>
       </w:r>
       <w:r>
         <w:rPr>
@@ -402,7 +402,7 @@
         <w:rPr>
           <w:noProof/>
         </w:rPr>
-        <w:instrText xml:space="preserve"> PAGEREF _Toc239168782 \h </w:instrText>
+        <w:instrText xml:space="preserve"> PAGEREF _Toc239543391 \h </w:instrText>
       </w:r>
       <w:r>
         <w:rPr>
@@ -464,7 +464,7 @@
         <w:rPr>
           <w:noProof/>
         </w:rPr>
-        <w:instrText xml:space="preserve"> PAGEREF _Toc239168783 \h </w:instrText>
+        <w:instrText xml:space="preserve"> PAGEREF _Toc239543392 \h </w:instrText>
       </w:r>
       <w:r>
         <w:rPr>
@@ -526,7 +526,7 @@
         <w:rPr>
           <w:noProof/>
         </w:rPr>
-        <w:instrText xml:space="preserve"> PAGEREF _Toc239168784 \h </w:instrText>
+        <w:instrText xml:space="preserve"> PAGEREF _Toc239543393 \h </w:instrText>
       </w:r>
       <w:r>
         <w:rPr>
@@ -543,7 +543,7 @@
         <w:rPr>
           <w:noProof/>
         </w:rPr>
-        <w:t>4</w:t>
+        <w:t>5</w:t>
       </w:r>
       <w:r>
         <w:rPr>
@@ -603,7 +603,7 @@
         <w:rPr>
           <w:noProof/>
         </w:rPr>
-        <w:instrText xml:space="preserve"> PAGEREF _Toc239168785 \h </w:instrText>
+        <w:instrText xml:space="preserve"> PAGEREF _Toc239543394 \h </w:instrText>
       </w:r>
       <w:r>
         <w:rPr>
@@ -620,7 +620,7 @@
         <w:rPr>
           <w:noProof/>
         </w:rPr>
-        <w:t>4</w:t>
+        <w:t>5</w:t>
       </w:r>
       <w:r>
         <w:rPr>
@@ -665,7 +665,7 @@
         <w:rPr>
           <w:noProof/>
         </w:rPr>
-        <w:instrText xml:space="preserve"> PAGEREF _Toc239168786 \h </w:instrText>
+        <w:instrText xml:space="preserve"> PAGEREF _Toc239543395 \h </w:instrText>
       </w:r>
       <w:r>
         <w:rPr>
@@ -727,7 +727,7 @@
         <w:rPr>
           <w:noProof/>
         </w:rPr>
-        <w:instrText xml:space="preserve"> PAGEREF _Toc239168787 \h </w:instrText>
+        <w:instrText xml:space="preserve"> PAGEREF _Toc239543396 \h </w:instrText>
       </w:r>
       <w:r>
         <w:rPr>
@@ -744,7 +744,7 @@
         <w:rPr>
           <w:noProof/>
         </w:rPr>
-        <w:t>5</w:t>
+        <w:t>6</w:t>
       </w:r>
       <w:r>
         <w:rPr>
@@ -789,7 +789,7 @@
         <w:rPr>
           <w:noProof/>
         </w:rPr>
-        <w:instrText xml:space="preserve"> PAGEREF _Toc239168788 \h </w:instrText>
+        <w:instrText xml:space="preserve"> PAGEREF _Toc239543397 \h </w:instrText>
       </w:r>
       <w:r>
         <w:rPr>
@@ -806,7 +806,7 @@
         <w:rPr>
           <w:noProof/>
         </w:rPr>
-        <w:t>6</w:t>
+        <w:t>7</w:t>
       </w:r>
       <w:r>
         <w:rPr>
@@ -851,7 +851,7 @@
         <w:rPr>
           <w:noProof/>
         </w:rPr>
-        <w:instrText xml:space="preserve"> PAGEREF _Toc239168789 \h </w:instrText>
+        <w:instrText xml:space="preserve"> PAGEREF _Toc239543398 \h </w:instrText>
       </w:r>
       <w:r>
         <w:rPr>
@@ -913,7 +913,7 @@
         <w:rPr>
           <w:noProof/>
         </w:rPr>
-        <w:instrText xml:space="preserve"> PAGEREF _Toc239168790 \h </w:instrText>
+        <w:instrText xml:space="preserve"> PAGEREF _Toc239543399 \h </w:instrText>
       </w:r>
       <w:r>
         <w:rPr>
@@ -975,7 +975,7 @@
         <w:rPr>
           <w:noProof/>
         </w:rPr>
-        <w:instrText xml:space="preserve"> PAGEREF _Toc239168791 \h </w:instrText>
+        <w:instrText xml:space="preserve"> PAGEREF _Toc239543400 \h </w:instrText>
       </w:r>
       <w:r>
         <w:rPr>
@@ -992,7 +992,7 @@
         <w:rPr>
           <w:noProof/>
         </w:rPr>
-        <w:t>8</w:t>
+        <w:t>9</w:t>
       </w:r>
       <w:r>
         <w:rPr>
@@ -1037,7 +1037,7 @@
         <w:rPr>
           <w:noProof/>
         </w:rPr>
-        <w:instrText xml:space="preserve"> PAGEREF _Toc239168792 \h </w:instrText>
+        <w:instrText xml:space="preserve"> PAGEREF _Toc239543401 \h </w:instrText>
       </w:r>
       <w:r>
         <w:rPr>
@@ -1099,7 +1099,7 @@
         <w:rPr>
           <w:noProof/>
         </w:rPr>
-        <w:instrText xml:space="preserve"> PAGEREF _Toc239168793 \h </w:instrText>
+        <w:instrText xml:space="preserve"> PAGEREF _Toc239543402 \h </w:instrText>
       </w:r>
       <w:r>
         <w:rPr>
@@ -1116,7 +1116,7 @@
         <w:rPr>
           <w:noProof/>
         </w:rPr>
-        <w:t>9</w:t>
+        <w:t>10</w:t>
       </w:r>
       <w:r>
         <w:rPr>
@@ -1161,7 +1161,7 @@
         <w:rPr>
           <w:noProof/>
         </w:rPr>
-        <w:instrText xml:space="preserve"> PAGEREF _Toc239168794 \h </w:instrText>
+        <w:instrText xml:space="preserve"> PAGEREF _Toc239543403 \h </w:instrText>
       </w:r>
       <w:r>
         <w:rPr>
@@ -1223,7 +1223,7 @@
         <w:rPr>
           <w:noProof/>
         </w:rPr>
-        <w:instrText xml:space="preserve"> PAGEREF _Toc239168795 \h </w:instrText>
+        <w:instrText xml:space="preserve"> PAGEREF _Toc239543404 \h </w:instrText>
       </w:r>
       <w:r>
         <w:rPr>
@@ -1240,7 +1240,7 @@
         <w:rPr>
           <w:noProof/>
         </w:rPr>
-        <w:t>10</w:t>
+        <w:t>11</w:t>
       </w:r>
       <w:r>
         <w:rPr>
@@ -1285,7 +1285,7 @@
         <w:rPr>
           <w:noProof/>
         </w:rPr>
-        <w:instrText xml:space="preserve"> PAGEREF _Toc239168796 \h </w:instrText>
+        <w:instrText xml:space="preserve"> PAGEREF _Toc239543405 \h </w:instrText>
       </w:r>
       <w:r>
         <w:rPr>
@@ -1302,7 +1302,7 @@
         <w:rPr>
           <w:noProof/>
         </w:rPr>
-        <w:t>10</w:t>
+        <w:t>11</w:t>
       </w:r>
       <w:r>
         <w:rPr>
@@ -1338,7 +1338,7 @@
           <w:rFonts w:eastAsia="Times New Roman"/>
         </w:rPr>
       </w:pPr>
-      <w:bookmarkStart w:id="1" w:name="_Toc239168781"/>
+      <w:bookmarkStart w:id="1" w:name="_Toc239543390"/>
       <w:r>
         <w:rPr>
           <w:rFonts w:eastAsia="Times New Roman"/>
@@ -1529,6 +1529,7 @@
               <w:rPr>
                 <w:rStyle w:val="HTMLCode"/>
               </w:rPr>
+              <w:lastRenderedPageBreak/>
               <w:t>index.html</w:t>
             </w:r>
           </w:p>
@@ -1577,7 +1578,7 @@
                 <w:szCs w:val="18"/>
               </w:rPr>
               <w:br/>
-              <w:t>350 lines</w:t>
+              <w:t>348 lines</w:t>
             </w:r>
           </w:p>
         </w:tc>
@@ -1652,7 +1653,6 @@
               <w:rPr>
                 <w:rStyle w:val="HTMLCode"/>
               </w:rPr>
-              <w:lastRenderedPageBreak/>
               <w:t>app.js</w:t>
             </w:r>
           </w:p>
@@ -1701,7 +1701,7 @@
                 <w:szCs w:val="18"/>
               </w:rPr>
               <w:br/>
-              <w:t>5,105 lines</w:t>
+              <w:t>5,611 lines</w:t>
             </w:r>
           </w:p>
         </w:tc>
@@ -2117,7 +2117,7 @@
     <w:p>
       <w:pPr>
         <w:shd w:val="clear" w:color="auto" w:fill="FFF8E8"/>
-        <w:divId w:val="639505184"/>
+        <w:divId w:val="1823426142"/>
         <w:rPr>
           <w:rFonts w:ascii="Segoe UI" w:eastAsia="Times New Roman" w:hAnsi="Segoe UI" w:cs="Segoe UI"/>
           <w:color w:val="1A1A1A"/>
@@ -2183,7 +2183,7 @@
           <w:rFonts w:eastAsia="Times New Roman"/>
         </w:rPr>
       </w:pPr>
-      <w:bookmarkStart w:id="2" w:name="_Toc239168782"/>
+      <w:bookmarkStart w:id="2" w:name="_Toc239543391"/>
       <w:r>
         <w:rPr>
           <w:rFonts w:eastAsia="Times New Roman"/>
@@ -2726,7 +2726,72 @@
                 <w:sz w:val="18"/>
                 <w:szCs w:val="18"/>
               </w:rPr>
-              <w:t>The composer: prompt, URL, coverage selector, template chips.</w:t>
+              <w:t xml:space="preserve">The composer: prompt, URL, template chips. The Minimal/Standard/Full coverage control was </w:t>
+            </w:r>
+            <w:r>
+              <w:rPr>
+                <w:rFonts w:ascii="Segoe UI" w:eastAsia="Times New Roman" w:hAnsi="Segoe UI" w:cs="Segoe UI"/>
+                <w:b/>
+                <w:bCs/>
+                <w:color w:val="1A1A1A"/>
+                <w:sz w:val="18"/>
+                <w:szCs w:val="18"/>
+              </w:rPr>
+              <w:t>removed</w:t>
+            </w:r>
+            <w:r>
+              <w:rPr>
+                <w:rFonts w:ascii="Segoe UI" w:eastAsia="Times New Roman" w:hAnsi="Segoe UI" w:cs="Segoe UI"/>
+                <w:color w:val="1A1A1A"/>
+                <w:sz w:val="18"/>
+                <w:szCs w:val="18"/>
+              </w:rPr>
+              <w:t xml:space="preserve">; </w:t>
+            </w:r>
+            <w:r>
+              <w:rPr>
+                <w:rStyle w:val="HTMLCode"/>
+              </w:rPr>
+              <w:t>coverage</w:t>
+            </w:r>
+            <w:r>
+              <w:rPr>
+                <w:rFonts w:ascii="Segoe UI" w:eastAsia="Times New Roman" w:hAnsi="Segoe UI" w:cs="Segoe UI"/>
+                <w:color w:val="1A1A1A"/>
+                <w:sz w:val="18"/>
+                <w:szCs w:val="18"/>
+              </w:rPr>
+              <w:t xml:space="preserve"> is pinned to </w:t>
+            </w:r>
+            <w:r>
+              <w:rPr>
+                <w:rStyle w:val="HTMLCode"/>
+              </w:rPr>
+              <w:t>"standard"</w:t>
+            </w:r>
+            <w:r>
+              <w:rPr>
+                <w:rFonts w:ascii="Segoe UI" w:eastAsia="Times New Roman" w:hAnsi="Segoe UI" w:cs="Segoe UI"/>
+                <w:color w:val="1A1A1A"/>
+                <w:sz w:val="18"/>
+                <w:szCs w:val="18"/>
+              </w:rPr>
+              <w:t xml:space="preserve"> in </w:t>
+            </w:r>
+            <w:r>
+              <w:rPr>
+                <w:rStyle w:val="HTMLCode"/>
+              </w:rPr>
+              <w:t>app.js</w:t>
+            </w:r>
+            <w:r>
+              <w:rPr>
+                <w:rFonts w:ascii="Segoe UI" w:eastAsia="Times New Roman" w:hAnsi="Segoe UI" w:cs="Segoe UI"/>
+                <w:color w:val="1A1A1A"/>
+                <w:sz w:val="18"/>
+                <w:szCs w:val="18"/>
+              </w:rPr>
+              <w:t xml:space="preserve"> and still sent in the POST body, so the route's request shape is unchanged.</w:t>
             </w:r>
           </w:p>
         </w:tc>
@@ -2876,6 +2941,7 @@
               <w:rPr>
                 <w:rStyle w:val="HTMLCode"/>
               </w:rPr>
+              <w:lastRenderedPageBreak/>
               <w:t>suite</w:t>
             </w:r>
           </w:p>
@@ -3117,7 +3183,6 @@
               <w:rPr>
                 <w:rStyle w:val="HTMLCode"/>
               </w:rPr>
-              <w:lastRenderedPageBreak/>
               <w:t>compare</w:t>
             </w:r>
           </w:p>
@@ -3429,7 +3494,7 @@
     <w:p>
       <w:pPr>
         <w:shd w:val="clear" w:color="auto" w:fill="FFF4F4"/>
-        <w:divId w:val="1685399227"/>
+        <w:divId w:val="504788257"/>
         <w:rPr>
           <w:rFonts w:ascii="Segoe UI" w:eastAsia="Times New Roman" w:hAnsi="Segoe UI" w:cs="Segoe UI"/>
           <w:color w:val="1A1A1A"/>
@@ -3577,7 +3642,7 @@
           <w:szCs w:val="20"/>
         </w:rPr>
         <w:br/>
-        <w:t xml:space="preserve">The same document also puts </w:t>
+        <w:t xml:space="preserve">It also put </w:t>
       </w:r>
       <w:r>
         <w:rPr>
@@ -3592,7 +3657,7 @@
           <w:sz w:val="20"/>
           <w:szCs w:val="20"/>
         </w:rPr>
-        <w:t xml:space="preserve"> at "~4400 lines" (it is 5,105) and says the UI uses Server-Sent Events </w:t>
+        <w:t xml:space="preserve"> at "~4400 lines" (it is 5,611) and said the UI uses Server-Sent Events (it does not — s</w:t>
       </w:r>
       <w:r>
         <w:rPr>
@@ -3601,22 +3666,46 @@
           <w:sz w:val="20"/>
           <w:szCs w:val="20"/>
         </w:rPr>
-        <w:t xml:space="preserve">(it does not — see §4). Treat its frontend section as unreliable; the phase reports under </w:t>
-      </w:r>
-      <w:r>
-        <w:rPr>
-          <w:rStyle w:val="HTMLCode"/>
-        </w:rPr>
-        <w:t>docs/phases/</w:t>
-      </w:r>
-      <w:r>
-        <w:rPr>
-          <w:rFonts w:ascii="Segoe UI" w:eastAsia="Times New Roman" w:hAnsi="Segoe UI" w:cs="Segoe UI"/>
+        <w:t xml:space="preserve">ee §4). </w:t>
+      </w:r>
+      <w:r>
+        <w:rPr>
+          <w:rFonts w:ascii="Segoe UI" w:eastAsia="Times New Roman" w:hAnsi="Segoe UI" w:cs="Segoe UI"/>
+          <w:b/>
+          <w:bCs/>
           <w:color w:val="1A1A1A"/>
           <w:sz w:val="20"/>
           <w:szCs w:val="20"/>
         </w:rPr>
-        <w:t xml:space="preserve"> are accurate. </w:t>
+        <w:t xml:space="preserve">Those errors have since been corrected in </w:t>
+      </w:r>
+      <w:r>
+        <w:rPr>
+          <w:rStyle w:val="HTMLCode"/>
+          <w:b/>
+          <w:bCs/>
+        </w:rPr>
+        <w:t>PROJECT_OVERVIEW.md</w:t>
+      </w:r>
+      <w:r>
+        <w:rPr>
+          <w:rFonts w:ascii="Segoe UI" w:eastAsia="Times New Roman" w:hAnsi="Segoe UI" w:cs="Segoe UI"/>
+          <w:b/>
+          <w:bCs/>
+          <w:color w:val="1A1A1A"/>
+          <w:sz w:val="20"/>
+          <w:szCs w:val="20"/>
+        </w:rPr>
+        <w:t xml:space="preserve"> itself</w:t>
+      </w:r>
+      <w:r>
+        <w:rPr>
+          <w:rFonts w:ascii="Segoe UI" w:eastAsia="Times New Roman" w:hAnsi="Segoe UI" w:cs="Segoe UI"/>
+          <w:color w:val="1A1A1A"/>
+          <w:sz w:val="20"/>
+          <w:szCs w:val="20"/>
+        </w:rPr>
+        <w:t xml:space="preserve">, on 5 September 2026; this note is kept because the same claims may still be repeated from memory. </w:t>
       </w:r>
     </w:p>
     <w:p>
@@ -3626,7 +3715,7 @@
           <w:rFonts w:eastAsia="Times New Roman"/>
         </w:rPr>
       </w:pPr>
-      <w:bookmarkStart w:id="3" w:name="_Toc239168783"/>
+      <w:bookmarkStart w:id="3" w:name="_Toc239543392"/>
       <w:r>
         <w:rPr>
           <w:rFonts w:eastAsia="Times New Roman"/>
@@ -3653,8 +3742,9 @@
           <w:sz w:val="22"/>
           <w:szCs w:val="22"/>
         </w:rPr>
+        <w:lastRenderedPageBreak/>
         <w:drawing>
-          <wp:inline distT="0" distB="0" distL="0" distR="0" wp14:anchorId="566E5EF2" wp14:editId="0E0A34CF">
+          <wp:inline distT="0" distB="0" distL="0" distR="0" wp14:anchorId="12856F39" wp14:editId="0969AF27">
             <wp:extent cx="5969000" cy="4417060"/>
             <wp:effectExtent l="0" t="0" r="0" b="2540"/>
             <wp:docPr id="1" name="Picture 1"/>
@@ -3714,7 +3804,6 @@
         <w:rPr>
           <w:rFonts w:ascii="Segoe UI" w:hAnsi="Segoe UI" w:cs="Segoe UI"/>
         </w:rPr>
-        <w:lastRenderedPageBreak/>
         <w:t>Figure 1 — hash routing, the single switching function, and the contracts that hold it together.</w:t>
       </w:r>
     </w:p>
@@ -4265,6 +4354,7 @@
               <w:rPr>
                 <w:rStyle w:val="HTMLCode"/>
               </w:rPr>
+              <w:lastRenderedPageBreak/>
               <w:t>#/projects/:projectId/cases/:caseId</w:t>
             </w:r>
           </w:p>
@@ -4486,7 +4576,7 @@
           <w:rFonts w:eastAsia="Times New Roman"/>
         </w:rPr>
       </w:pPr>
-      <w:bookmarkStart w:id="4" w:name="_Toc239168784"/>
+      <w:bookmarkStart w:id="4" w:name="_Toc239543393"/>
       <w:r>
         <w:rPr>
           <w:rFonts w:eastAsia="Times New Roman"/>
@@ -4637,7 +4727,7 @@
           <w:rFonts w:eastAsia="Times New Roman"/>
         </w:rPr>
       </w:pPr>
-      <w:bookmarkStart w:id="5" w:name="_Toc239168785"/>
+      <w:bookmarkStart w:id="5" w:name="_Toc239543394"/>
       <w:r>
         <w:rPr>
           <w:rFonts w:eastAsia="Times New Roman"/>
@@ -4681,7 +4771,7 @@
     <w:p>
       <w:pPr>
         <w:shd w:val="clear" w:color="auto" w:fill="FFF4F4"/>
-        <w:divId w:val="179391571"/>
+        <w:divId w:val="153184157"/>
         <w:rPr>
           <w:rFonts w:ascii="Segoe UI" w:eastAsia="Times New Roman" w:hAnsi="Segoe UI" w:cs="Segoe UI"/>
           <w:color w:val="1A1A1A"/>
@@ -4752,7 +4842,6 @@
           <w:sz w:val="20"/>
           <w:szCs w:val="20"/>
         </w:rPr>
-        <w:lastRenderedPageBreak/>
         <w:br/>
         <w:t xml:space="preserve">The reason is recorded history, not taste: the pre-router code hid panels from three separate places and had </w:t>
       </w:r>
@@ -4902,7 +4991,7 @@
           <w:rFonts w:eastAsia="Times New Roman"/>
         </w:rPr>
       </w:pPr>
-      <w:bookmarkStart w:id="6" w:name="_Toc239168786"/>
+      <w:bookmarkStart w:id="6" w:name="_Toc239543395"/>
       <w:r>
         <w:rPr>
           <w:rFonts w:eastAsia="Times New Roman"/>
@@ -4986,6 +5075,7 @@
         <w:rPr>
           <w:color w:val="1A1A1A"/>
         </w:rPr>
+        <w:lastRenderedPageBreak/>
         <w:t>window.fetch = function (input, init) { /* inject Authorization on same-origin requests */ };</w:t>
       </w:r>
     </w:p>
@@ -5192,7 +5282,7 @@
     <w:p>
       <w:pPr>
         <w:shd w:val="clear" w:color="auto" w:fill="F7F9FC"/>
-        <w:divId w:val="1791391203"/>
+        <w:divId w:val="1546673032"/>
         <w:rPr>
           <w:rFonts w:ascii="Segoe UI" w:eastAsia="Times New Roman" w:hAnsi="Segoe UI" w:cs="Segoe UI"/>
           <w:color w:val="1A1A1A"/>
@@ -5273,7 +5363,7 @@
           <w:rFonts w:eastAsia="Times New Roman"/>
         </w:rPr>
       </w:pPr>
-      <w:bookmarkStart w:id="7" w:name="_Toc239168787"/>
+      <w:bookmarkStart w:id="7" w:name="_Toc239543396"/>
       <w:r>
         <w:rPr>
           <w:rFonts w:eastAsia="Times New Roman"/>
@@ -5361,7 +5451,6 @@
         <w:rPr>
           <w:color w:val="1A1A1A"/>
         </w:rPr>
-        <w:lastRenderedPageBreak/>
         <w:t xml:space="preserve">  </w:t>
       </w:r>
       <w:r>
@@ -5458,7 +5547,7 @@
     <w:p>
       <w:pPr>
         <w:shd w:val="clear" w:color="auto" w:fill="FFF4F4"/>
-        <w:divId w:val="1032073980"/>
+        <w:divId w:val="546112259"/>
         <w:rPr>
           <w:rFonts w:ascii="Segoe UI" w:eastAsia="Times New Roman" w:hAnsi="Segoe UI" w:cs="Segoe UI"/>
           <w:color w:val="1A1A1A"/>
@@ -5587,7 +5676,17 @@
           <w:sz w:val="20"/>
           <w:szCs w:val="20"/>
         </w:rPr>
-        <w:t xml:space="preserve"> responses and only flushes them when the connection closes, which a live stream never does. Behind a tunnel, SSE simply appears to hang. </w:t>
+        <w:t xml:space="preserve"> </w:t>
+      </w:r>
+      <w:r>
+        <w:rPr>
+          <w:rFonts w:ascii="Segoe UI" w:eastAsia="Times New Roman" w:hAnsi="Segoe UI" w:cs="Segoe UI"/>
+          <w:color w:val="1A1A1A"/>
+          <w:sz w:val="20"/>
+          <w:szCs w:val="20"/>
+        </w:rPr>
+        <w:lastRenderedPageBreak/>
+        <w:t xml:space="preserve">responses and only flushes them when the connection closes, which a live stream never does. Behind a tunnel, SSE simply appears to hang. </w:t>
       </w:r>
     </w:p>
     <w:p>
@@ -5787,7 +5886,7 @@
           <w:rFonts w:eastAsia="Times New Roman"/>
         </w:rPr>
       </w:pPr>
-      <w:bookmarkStart w:id="8" w:name="_Toc239168788"/>
+      <w:bookmarkStart w:id="8" w:name="_Toc239543397"/>
       <w:r>
         <w:rPr>
           <w:rFonts w:eastAsia="Times New Roman"/>
@@ -6163,7 +6262,6 @@
                 <w:sz w:val="18"/>
                 <w:szCs w:val="18"/>
               </w:rPr>
-              <w:lastRenderedPageBreak/>
               <w:t>Session &amp; auth</w:t>
             </w:r>
           </w:p>
@@ -7033,6 +7131,7 @@
                 <w:sz w:val="18"/>
                 <w:szCs w:val="18"/>
               </w:rPr>
+              <w:lastRenderedPageBreak/>
               <w:t>Screenshot modal</w:t>
             </w:r>
           </w:p>
@@ -8057,7 +8156,6 @@
                 <w:sz w:val="18"/>
                 <w:szCs w:val="18"/>
               </w:rPr>
-              <w:lastRenderedPageBreak/>
               <w:t>Step editor</w:t>
             </w:r>
           </w:p>
@@ -8544,7 +8642,7 @@
           <w:rFonts w:eastAsia="Times New Roman"/>
         </w:rPr>
       </w:pPr>
-      <w:bookmarkStart w:id="9" w:name="_Toc239168789"/>
+      <w:bookmarkStart w:id="9" w:name="_Toc239543398"/>
       <w:r>
         <w:rPr>
           <w:rFonts w:eastAsia="Times New Roman"/>
@@ -8610,7 +8708,7 @@
           <w:rFonts w:eastAsia="Times New Roman"/>
         </w:rPr>
       </w:pPr>
-      <w:bookmarkStart w:id="10" w:name="_Toc239168790"/>
+      <w:bookmarkStart w:id="10" w:name="_Toc239543399"/>
       <w:r>
         <w:rPr>
           <w:rFonts w:eastAsia="Times New Roman"/>
@@ -8636,6 +8734,7 @@
           <w:sz w:val="22"/>
           <w:szCs w:val="22"/>
         </w:rPr>
+        <w:lastRenderedPageBreak/>
         <w:t>The shape of the interaction is worth understanding because it maps directly onto the cost model from Volume 2:</w:t>
       </w:r>
     </w:p>
@@ -8832,7 +8931,7 @@
           <w:rFonts w:eastAsia="Times New Roman"/>
         </w:rPr>
       </w:pPr>
-      <w:bookmarkStart w:id="11" w:name="_Toc239168791"/>
+      <w:bookmarkStart w:id="11" w:name="_Toc239543400"/>
       <w:r>
         <w:rPr>
           <w:rFonts w:eastAsia="Times New Roman"/>
@@ -8870,7 +8969,7 @@
     <w:p>
       <w:pPr>
         <w:shd w:val="clear" w:color="auto" w:fill="FFF4F4"/>
-        <w:divId w:val="940726021"/>
+        <w:divId w:val="1525047493"/>
         <w:rPr>
           <w:rFonts w:ascii="Segoe UI" w:eastAsia="Times New Roman" w:hAnsi="Segoe UI" w:cs="Segoe UI"/>
           <w:color w:val="1A1A1A"/>
@@ -8921,7 +9020,7 @@
     <w:p>
       <w:pPr>
         <w:pStyle w:val="HTMLPreformatted"/>
-        <w:divId w:val="940726021"/>
+        <w:divId w:val="1525047493"/>
         <w:rPr>
           <w:color w:val="1A1A1A"/>
         </w:rPr>
@@ -8936,7 +9035,7 @@
     <w:p>
       <w:pPr>
         <w:pStyle w:val="HTMLPreformatted"/>
-        <w:divId w:val="940726021"/>
+        <w:divId w:val="1525047493"/>
         <w:rPr>
           <w:color w:val="1A1A1A"/>
         </w:rPr>
@@ -8951,7 +9050,7 @@
     <w:p>
       <w:pPr>
         <w:pStyle w:val="HTMLPreformatted"/>
-        <w:divId w:val="940726021"/>
+        <w:divId w:val="1525047493"/>
         <w:rPr>
           <w:color w:val="1A1A1A"/>
         </w:rPr>
@@ -8966,23 +9065,22 @@
     <w:p>
       <w:pPr>
         <w:pStyle w:val="HTMLPreformatted"/>
-        <w:divId w:val="940726021"/>
-        <w:rPr>
-          <w:color w:val="1A1A1A"/>
-        </w:rPr>
-      </w:pPr>
-      <w:r>
-        <w:rPr>
-          <w:color w:val="1A1A1A"/>
-        </w:rPr>
-        <w:lastRenderedPageBreak/>
+        <w:divId w:val="1525047493"/>
+        <w:rPr>
+          <w:color w:val="1A1A1A"/>
+        </w:rPr>
+      </w:pPr>
+      <w:r>
+        <w:rPr>
+          <w:color w:val="1A1A1A"/>
+        </w:rPr>
         <w:t>.case-card.open             .history-item.active</w:t>
       </w:r>
     </w:p>
     <w:p>
       <w:pPr>
         <w:pStyle w:val="HTMLPreformatted"/>
-        <w:divId w:val="940726021"/>
+        <w:divId w:val="1525047493"/>
         <w:rPr>
           <w:color w:val="1A1A1A"/>
         </w:rPr>
@@ -8997,7 +9095,7 @@
     <w:p>
       <w:pPr>
         <w:pStyle w:val="HTMLPreformatted"/>
-        <w:divId w:val="940726021"/>
+        <w:divId w:val="1525047493"/>
         <w:rPr>
           <w:color w:val="1A1A1A"/>
         </w:rPr>
@@ -9012,7 +9110,7 @@
     <w:p>
       <w:pPr>
         <w:shd w:val="clear" w:color="auto" w:fill="FFF4F4"/>
-        <w:divId w:val="940726021"/>
+        <w:divId w:val="1525047493"/>
         <w:rPr>
           <w:rFonts w:ascii="Segoe UI" w:eastAsia="Times New Roman" w:hAnsi="Segoe UI" w:cs="Segoe UI"/>
           <w:color w:val="1A1A1A"/>
@@ -9114,7 +9212,7 @@
           <w:rFonts w:eastAsia="Times New Roman"/>
         </w:rPr>
       </w:pPr>
-      <w:bookmarkStart w:id="12" w:name="_Toc239168792"/>
+      <w:bookmarkStart w:id="12" w:name="_Toc239543401"/>
       <w:r>
         <w:rPr>
           <w:rFonts w:eastAsia="Times New Roman"/>
@@ -9230,6 +9328,7 @@
                 <w:sz w:val="18"/>
                 <w:szCs w:val="18"/>
               </w:rPr>
+              <w:lastRenderedPageBreak/>
               <w:t>Function</w:t>
             </w:r>
           </w:p>
@@ -9612,7 +9711,7 @@
     <w:p>
       <w:pPr>
         <w:shd w:val="clear" w:color="auto" w:fill="FFF8E8"/>
-        <w:divId w:val="798307721"/>
+        <w:divId w:val="881597368"/>
         <w:rPr>
           <w:rFonts w:ascii="Segoe UI" w:eastAsia="Times New Roman" w:hAnsi="Segoe UI" w:cs="Segoe UI"/>
           <w:color w:val="1A1A1A"/>
@@ -9648,7 +9747,7 @@
           <w:rFonts w:eastAsia="Times New Roman"/>
         </w:rPr>
       </w:pPr>
-      <w:bookmarkStart w:id="13" w:name="_Toc239168793"/>
+      <w:bookmarkStart w:id="13" w:name="_Toc239543402"/>
       <w:r>
         <w:rPr>
           <w:rFonts w:eastAsia="Times New Roman"/>
@@ -9786,7 +9885,7 @@
     <w:p>
       <w:pPr>
         <w:shd w:val="clear" w:color="auto" w:fill="F7F9FC"/>
-        <w:divId w:val="1789158953"/>
+        <w:divId w:val="1727751986"/>
         <w:rPr>
           <w:rFonts w:ascii="Segoe UI" w:eastAsia="Times New Roman" w:hAnsi="Segoe UI" w:cs="Segoe UI"/>
           <w:color w:val="1A1A1A"/>
@@ -9827,19 +9926,16 @@
           <w:sz w:val="20"/>
           <w:szCs w:val="20"/>
         </w:rPr>
-        <w:t xml:space="preserve">the only function through which a gate decision leaves the </w:t>
-      </w:r>
-      <w:r>
-        <w:rPr>
-          <w:rFonts w:ascii="Segoe UI" w:eastAsia="Times New Roman" w:hAnsi="Segoe UI" w:cs="Segoe UI"/>
-          <w:b/>
-          <w:bCs/>
+        <w:t>the only function through which a gate decision leaves the browser</w:t>
+      </w:r>
+      <w:r>
+        <w:rPr>
+          <w:rFonts w:ascii="Segoe UI" w:eastAsia="Times New Roman" w:hAnsi="Segoe UI" w:cs="Segoe UI"/>
           <w:color w:val="1A1A1A"/>
           <w:sz w:val="20"/>
           <w:szCs w:val="20"/>
         </w:rPr>
-        <w:lastRenderedPageBreak/>
-        <w:t>browser</w:t>
+        <w:t xml:space="preserve"> — while both call sites survived, pointing at nothing. </w:t>
       </w:r>
       <w:r>
         <w:rPr>
@@ -9848,7 +9944,7 @@
           <w:sz w:val="20"/>
           <w:szCs w:val="20"/>
         </w:rPr>
-        <w:t xml:space="preserve"> — while both call sites survived, pointing at nothing. </w:t>
+        <w:br/>
       </w:r>
       <w:r>
         <w:rPr>
@@ -9858,6 +9954,7 @@
           <w:szCs w:val="20"/>
         </w:rPr>
         <w:br/>
+        <w:t xml:space="preserve">The symptom looked like "test cases aren't generating". In fact the gate simply waited out its full ten-minute timeout and then ran nothing. </w:t>
       </w:r>
       <w:r>
         <w:rPr>
@@ -9867,7 +9964,6 @@
           <w:szCs w:val="20"/>
         </w:rPr>
         <w:br/>
-        <w:t xml:space="preserve">The symptom looked like "test cases aren't generating". In fact the gate simply waited out its full ten-minute timeout and then ran nothing. </w:t>
       </w:r>
       <w:r>
         <w:rPr>
@@ -9877,6 +9973,13 @@
           <w:szCs w:val="20"/>
         </w:rPr>
         <w:br/>
+        <w:t xml:space="preserve">Nothing caught it: </w:t>
+      </w:r>
+      <w:r>
+        <w:rPr>
+          <w:rStyle w:val="HTMLCode"/>
+        </w:rPr>
+        <w:t>node --check</w:t>
       </w:r>
       <w:r>
         <w:rPr>
@@ -9885,14 +9988,13 @@
           <w:sz w:val="20"/>
           <w:szCs w:val="20"/>
         </w:rPr>
-        <w:br/>
-        <w:t xml:space="preserve">Nothing caught it: </w:t>
+        <w:t xml:space="preserve"> validates syntax, not references; </w:t>
       </w:r>
       <w:r>
         <w:rPr>
           <w:rStyle w:val="HTMLCode"/>
         </w:rPr>
-        <w:t>node --check</w:t>
+        <w:t>tsc</w:t>
       </w:r>
       <w:r>
         <w:rPr>
@@ -9901,13 +10003,13 @@
           <w:sz w:val="20"/>
           <w:szCs w:val="20"/>
         </w:rPr>
-        <w:t xml:space="preserve"> validates syntax, not references; </w:t>
+        <w:t xml:space="preserve"> never looks at </w:t>
       </w:r>
       <w:r>
         <w:rPr>
           <w:rStyle w:val="HTMLCode"/>
         </w:rPr>
-        <w:t>tsc</w:t>
+        <w:t>app.js</w:t>
       </w:r>
       <w:r>
         <w:rPr>
@@ -9916,21 +10018,6 @@
           <w:sz w:val="20"/>
           <w:szCs w:val="20"/>
         </w:rPr>
-        <w:t xml:space="preserve"> never looks at </w:t>
-      </w:r>
-      <w:r>
-        <w:rPr>
-          <w:rStyle w:val="HTMLCode"/>
-        </w:rPr>
-        <w:t>app.js</w:t>
-      </w:r>
-      <w:r>
-        <w:rPr>
-          <w:rFonts w:ascii="Segoe UI" w:eastAsia="Times New Roman" w:hAnsi="Segoe UI" w:cs="Segoe UI"/>
-          <w:color w:val="1A1A1A"/>
-          <w:sz w:val="20"/>
-          <w:szCs w:val="20"/>
-        </w:rPr>
         <w:t xml:space="preserve">; and the unit suite does not execute click handlers. </w:t>
       </w:r>
     </w:p>
@@ -10070,7 +10157,7 @@
           <w:rFonts w:eastAsia="Times New Roman"/>
         </w:rPr>
       </w:pPr>
-      <w:bookmarkStart w:id="14" w:name="_Toc239168794"/>
+      <w:bookmarkStart w:id="14" w:name="_Toc239543403"/>
       <w:r>
         <w:rPr>
           <w:rFonts w:eastAsia="Times New Roman"/>
@@ -10082,7 +10169,7 @@
     <w:p>
       <w:pPr>
         <w:shd w:val="clear" w:color="auto" w:fill="FFF4F4"/>
-        <w:divId w:val="1302270344"/>
+        <w:divId w:val="288631089"/>
         <w:rPr>
           <w:rFonts w:ascii="Segoe UI" w:eastAsia="Times New Roman" w:hAnsi="Segoe UI" w:cs="Segoe UI"/>
           <w:color w:val="1A1A1A"/>
@@ -10099,6 +10186,7 @@
           <w:sz w:val="20"/>
           <w:szCs w:val="20"/>
         </w:rPr>
+        <w:lastRenderedPageBreak/>
         <w:t xml:space="preserve">Hard-reload after every change to </w:t>
       </w:r>
       <w:r>
@@ -10195,7 +10283,7 @@
           <w:rFonts w:eastAsia="Times New Roman"/>
         </w:rPr>
       </w:pPr>
-      <w:bookmarkStart w:id="15" w:name="_Toc239168795"/>
+      <w:bookmarkStart w:id="15" w:name="_Toc239543404"/>
       <w:r>
         <w:rPr>
           <w:rFonts w:eastAsia="Times New Roman"/>
@@ -10341,7 +10429,7 @@
           <w:rFonts w:eastAsia="Times New Roman"/>
         </w:rPr>
       </w:pPr>
-      <w:bookmarkStart w:id="16" w:name="_Toc239168796"/>
+      <w:bookmarkStart w:id="16" w:name="_Toc239543405"/>
       <w:r>
         <w:rPr>
           <w:rFonts w:eastAsia="Times New Roman"/>
@@ -10597,9 +10685,9 @@
 <file path=word/numbering.xml><?xml version="1.0" encoding="utf-8"?>
 <w:numbering xmlns:wpc="http://schemas.microsoft.com/office/word/2010/wordprocessingCanvas" xmlns:cx="http://schemas.microsoft.com/office/drawing/2014/chartex" xmlns:cx1="http://schemas.microsoft.com/office/drawing/2015/9/8/chartex" xmlns:cx2="http://schemas.microsoft.com/office/drawing/2015/10/21/chartex" xmlns:cx3="http://schemas.microsoft.com/office/drawing/2016/5/9/chartex" xmlns:cx4="http://schemas.microsoft.com/office/drawing/2016/5/10/chartex" xmlns:cx5="http://schemas.microsoft.com/office/drawing/2016/5/11/chartex" xmlns:cx6="http://schemas.microsoft.com/office/drawing/2016/5/12/chartex" xmlns:cx7="http://schemas.microsoft.com/office/drawing/2016/5/13/chartex" xmlns:cx8="http://schemas.microsoft.com/office/drawing/2016/5/14/chartex" xmlns:mc="http://schemas.openxmlformats.org/markup-compatibility/2006" xmlns:aink="http://schemas.microsoft.com/office/drawing/2016/ink" xmlns:am3d="http://schemas.microsoft.com/office/drawing/2017/model3d" xmlns:o="urn:schemas-microsoft-com:office:office" xmlns:oel="http://schemas.microsoft.com/office/2019/extlst" xmlns:r="http://schemas.openxmlformats.org/officeDocument/2006/relationships" xmlns:m="http://schemas.openxmlformats.org/officeDocument/2006/math" xmlns:v="urn:schemas-microsoft-com:vml" xmlns:wp14="http://schemas.microsoft.com/office/word/2010/wordprocessingDrawing" xmlns:wp="http://schemas.openxmlformats.org/drawingml/2006/wordprocessingDrawing" xmlns:w10="urn:schemas-microsoft-com:office:word" xmlns:w="http://schemas.openxmlformats.org/wordprocessingml/2006/main" xmlns:w14="http://schemas.microsoft.com/office/word/2010/wordml" xmlns:w15="http://schemas.microsoft.com/office/word/2012/wordml" xmlns:w16cex="http://schemas.microsoft.com/office/word/2018/wordml/cex" xmlns:w16cid="http://schemas.microsoft.com/office/word/2016/wordml/cid" xmlns:w16="http://schemas.microsoft.com/office/word/2018/wordml" xmlns:w16du="http://schemas.microsoft.com/office/word/2023/wordml/word16du" xmlns:w16sdtdh="http://schemas.microsoft.com/office/word/2020/wordml/sdtdatahash" xmlns:w16sdtfl="http://schemas.microsoft.com/office/word/2024/wordml/sdtformatlock" xmlns:w16se="http://schemas.microsoft.com/office/word/2015/wordml/symex" xmlns:wpg="http://schemas.microsoft.com/office/word/2010/wordprocessingGroup" xmlns:wpi="http://schemas.microsoft.com/office/word/2010/wordprocessingInk" xmlns:wne="http://schemas.microsoft.com/office/word/2006/wordml" xmlns:wps="http://schemas.microsoft.com/office/word/2010/wordprocessingShape" mc:Ignorable="w14 w15 w16se w16cid w16 w16cex w16sdtdh w16sdtfl w16du wp14">
   <w:abstractNum w:abstractNumId="0" w15:restartNumberingAfterBreak="0">
-    <w:nsid w:val="14E01ABE"/>
+    <w:nsid w:val="0CFC611C"/>
     <w:multiLevelType w:val="multilevel"/>
-    <w:tmpl w:val="21AE8CFA"/>
+    <w:tmpl w:val="65C6E272"/>
     <w:lvl w:ilvl="0">
       <w:start w:val="1"/>
       <w:numFmt w:val="bullet"/>
@@ -10746,9 +10834,9 @@
     </w:lvl>
   </w:abstractNum>
   <w:abstractNum w:abstractNumId="1" w15:restartNumberingAfterBreak="0">
-    <w:nsid w:val="20D71AF7"/>
+    <w:nsid w:val="0D800927"/>
     <w:multiLevelType w:val="multilevel"/>
-    <w:tmpl w:val="623E6A60"/>
+    <w:tmpl w:val="827C66F0"/>
     <w:lvl w:ilvl="0">
       <w:start w:val="1"/>
       <w:numFmt w:val="bullet"/>
@@ -10895,9 +10983,9 @@
     </w:lvl>
   </w:abstractNum>
   <w:abstractNum w:abstractNumId="2" w15:restartNumberingAfterBreak="0">
-    <w:nsid w:val="2E00787F"/>
+    <w:nsid w:val="344618E6"/>
     <w:multiLevelType w:val="multilevel"/>
-    <w:tmpl w:val="E048B6EA"/>
+    <w:tmpl w:val="EC16C79C"/>
     <w:lvl w:ilvl="0">
       <w:start w:val="1"/>
       <w:numFmt w:val="decimal"/>
@@ -11008,9 +11096,9 @@
     </w:lvl>
   </w:abstractNum>
   <w:abstractNum w:abstractNumId="3" w15:restartNumberingAfterBreak="0">
-    <w:nsid w:val="358D114A"/>
+    <w:nsid w:val="504525F7"/>
     <w:multiLevelType w:val="multilevel"/>
-    <w:tmpl w:val="E958754C"/>
+    <w:tmpl w:val="6EB82848"/>
     <w:lvl w:ilvl="0">
       <w:start w:val="1"/>
       <w:numFmt w:val="decimal"/>
@@ -11121,9 +11209,9 @@
     </w:lvl>
   </w:abstractNum>
   <w:abstractNum w:abstractNumId="4" w15:restartNumberingAfterBreak="0">
-    <w:nsid w:val="501A3166"/>
+    <w:nsid w:val="62761239"/>
     <w:multiLevelType w:val="multilevel"/>
-    <w:tmpl w:val="B232A5C6"/>
+    <w:tmpl w:val="724AFF42"/>
     <w:lvl w:ilvl="0">
       <w:start w:val="1"/>
       <w:numFmt w:val="bullet"/>
@@ -11269,20 +11357,20 @@
       </w:rPr>
     </w:lvl>
   </w:abstractNum>
-  <w:num w:numId="1" w16cid:durableId="265046671">
+  <w:num w:numId="1" w16cid:durableId="141045195">
     <w:abstractNumId w:val="4"/>
   </w:num>
-  <w:num w:numId="2" w16cid:durableId="502092994">
+  <w:num w:numId="2" w16cid:durableId="1133643714">
     <w:abstractNumId w:val="1"/>
   </w:num>
-  <w:num w:numId="3" w16cid:durableId="1988431123">
+  <w:num w:numId="3" w16cid:durableId="2045673292">
     <w:abstractNumId w:val="0"/>
   </w:num>
-  <w:num w:numId="4" w16cid:durableId="1147016778">
+  <w:num w:numId="4" w16cid:durableId="278266127">
+    <w:abstractNumId w:val="2"/>
+  </w:num>
+  <w:num w:numId="5" w16cid:durableId="1840382760">
     <w:abstractNumId w:val="3"/>
-  </w:num>
-  <w:num w:numId="5" w16cid:durableId="1939870623">
-    <w:abstractNumId w:val="2"/>
   </w:num>
 </w:numbering>
 </file>
@@ -12043,7 +12131,7 @@
     <w:autoRedefine/>
     <w:uiPriority w:val="39"/>
     <w:unhideWhenUsed/>
-    <w:rsid w:val="007D1000"/>
+    <w:rsid w:val="001A2210"/>
     <w:pPr>
       <w:spacing w:after="100"/>
     </w:pPr>
@@ -12055,7 +12143,7 @@
     <w:autoRedefine/>
     <w:uiPriority w:val="39"/>
     <w:unhideWhenUsed/>
-    <w:rsid w:val="007D1000"/>
+    <w:rsid w:val="001A2210"/>
     <w:pPr>
       <w:spacing w:after="100"/>
       <w:ind w:left="240"/>
@@ -12068,7 +12156,7 @@
     <w:autoRedefine/>
     <w:uiPriority w:val="39"/>
     <w:unhideWhenUsed/>
-    <w:rsid w:val="007D1000"/>
+    <w:rsid w:val="001A2210"/>
     <w:pPr>
       <w:spacing w:after="100"/>
       <w:ind w:left="480"/>
